--- a/CYBER360-Ex-3.5-Remoting-Endpoints.docx
+++ b/CYBER360-Ex-3.5-Remoting-Endpoints.docx
@@ -611,56 +611,18 @@
           <w:sz w:val="22"/>
           <w:szCs w:val="22"/>
         </w:rPr>
-        <w:t xml:space="preserve">Password: Your </w:t>
-      </w:r>
-      <w:r>
-        <w:rPr>
-          <w:sz w:val="22"/>
-          <w:szCs w:val="22"/>
-        </w:rPr>
-        <w:t xml:space="preserve">11 digit </w:t>
-      </w:r>
-      <w:r>
-        <w:rPr>
-          <w:sz w:val="22"/>
-          <w:szCs w:val="22"/>
-        </w:rPr>
-        <w:t>I-Number.</w:t>
-      </w:r>
-      <w:r>
-        <w:rPr>
-          <w:sz w:val="22"/>
-          <w:szCs w:val="22"/>
-        </w:rPr>
-        <w:t xml:space="preserve">  </w:t>
-      </w:r>
-      <w:r>
-        <w:rPr>
-          <w:b/>
-          <w:bCs/>
-          <w:sz w:val="22"/>
-          <w:szCs w:val="22"/>
-        </w:rPr>
-        <w:t>NOTE: Most I-Numbers are fewer digits than 11, you will need to add leading zeros to your I-Number until it is 11 digits long, do not include any spaces or other characters in your password.</w:t>
+        <w:t>Password: Your I-Number.</w:t>
+      </w:r>
+      <w:r>
+        <w:rPr>
+          <w:sz w:val="22"/>
+          <w:szCs w:val="22"/>
+        </w:rPr>
+        <w:t xml:space="preserve"> </w:t>
       </w:r>
     </w:p>
     <w:p>
       <w:pPr>
-        <w:rPr>
-          <w:sz w:val="22"/>
-          <w:szCs w:val="22"/>
-        </w:rPr>
-      </w:pPr>
-      <w:r>
-        <w:rPr>
-          <w:sz w:val="22"/>
-          <w:szCs w:val="22"/>
-        </w:rPr>
-        <w:t xml:space="preserve"> </w:t>
-      </w:r>
-    </w:p>
-    <w:p>
-      <w:pPr>
         <w:ind w:left="720"/>
         <w:rPr>
           <w:color w:val="000000" w:themeColor="text1"/>
@@ -673,7 +635,6 @@
           <w:sz w:val="22"/>
           <w:szCs w:val="22"/>
         </w:rPr>
-        <w:lastRenderedPageBreak/>
         <w:t>I</w:t>
       </w:r>
       <w:r>
@@ -800,7 +761,15 @@
           <w:sz w:val="22"/>
           <w:szCs w:val="22"/>
         </w:rPr>
-        <w:t>PS C:\Users\mer23079&gt;</w:t>
+        <w:t>cyber360\mer23079@HORACE</w:t>
+      </w:r>
+      <w:r>
+        <w:rPr>
+          <w:rFonts w:ascii="Lucida Console" w:hAnsi="Lucida Console"/>
+          <w:sz w:val="22"/>
+          <w:szCs w:val="22"/>
+        </w:rPr>
+        <w:t xml:space="preserve"> C:\Users\mer23079&gt;</w:t>
       </w:r>
       <w:r>
         <w:rPr>
@@ -815,6 +784,7 @@
         <w:pStyle w:val="Heading1"/>
       </w:pPr>
       <w:r>
+        <w:lastRenderedPageBreak/>
         <w:t xml:space="preserve">Task </w:t>
       </w:r>
       <w:r>
@@ -887,34 +857,15 @@
         </w:rPr>
         <w:t xml:space="preserve">, </w:t>
       </w:r>
-      <w:r>
-        <w:rPr>
-          <w:sz w:val="22"/>
-          <w:szCs w:val="22"/>
-        </w:rPr>
-        <w:t>enter</w:t>
-      </w:r>
-      <w:r>
-        <w:rPr>
-          <w:sz w:val="22"/>
-          <w:szCs w:val="22"/>
-        </w:rPr>
-        <w:t>:</w:t>
-      </w:r>
-      <w:r>
-        <w:rPr>
-          <w:sz w:val="22"/>
-          <w:szCs w:val="22"/>
-        </w:rPr>
-        <w:t xml:space="preserve"> </w:t>
-      </w:r>
-      <w:r>
-        <w:rPr>
-          <w:sz w:val="22"/>
-          <w:szCs w:val="22"/>
-        </w:rPr>
-        <w:br/>
-      </w:r>
+      <w:proofErr w:type="gramStart"/>
+      <w:r>
+        <w:rPr>
+          <w:sz w:val="22"/>
+          <w:szCs w:val="22"/>
+        </w:rPr>
+        <w:t xml:space="preserve">launch  </w:t>
+      </w:r>
+      <w:proofErr w:type="spellStart"/>
       <w:r>
         <w:rPr>
           <w:rFonts w:ascii="Consolas" w:hAnsi="Consolas"/>
@@ -923,7 +874,30 @@
           <w:sz w:val="22"/>
           <w:szCs w:val="22"/>
         </w:rPr>
-        <w:t>Get-PSSessionConfiguration</w:t>
+        <w:t>pwsh</w:t>
+      </w:r>
+      <w:proofErr w:type="spellEnd"/>
+      <w:proofErr w:type="gramEnd"/>
+      <w:r>
+        <w:rPr>
+          <w:sz w:val="22"/>
+          <w:szCs w:val="22"/>
+        </w:rPr>
+        <w:t xml:space="preserve">, then </w:t>
+      </w:r>
+      <w:r>
+        <w:rPr>
+          <w:sz w:val="22"/>
+          <w:szCs w:val="22"/>
+        </w:rPr>
+        <w:t>enter</w:t>
+      </w:r>
+      <w:r>
+        <w:rPr>
+          <w:sz w:val="22"/>
+          <w:szCs w:val="22"/>
+        </w:rPr>
+        <w:t>:</w:t>
       </w:r>
       <w:r>
         <w:rPr>
@@ -941,32 +915,26 @@
       </w:r>
       <w:r>
         <w:rPr>
-          <w:sz w:val="22"/>
-          <w:szCs w:val="22"/>
-        </w:rPr>
-        <w:t xml:space="preserve">Pipe the </w:t>
-      </w:r>
-      <w:r>
-        <w:rPr>
-          <w:sz w:val="22"/>
-          <w:szCs w:val="22"/>
-        </w:rPr>
-        <w:t xml:space="preserve">result </w:t>
-      </w:r>
-      <w:r>
-        <w:rPr>
-          <w:sz w:val="22"/>
-          <w:szCs w:val="22"/>
-        </w:rPr>
-        <w:t xml:space="preserve">through </w:t>
-      </w:r>
-      <w:r>
-        <w:rPr>
-          <w:sz w:val="22"/>
-          <w:szCs w:val="22"/>
-        </w:rPr>
-        <w:t>the Measure-Object cmdlet.</w:t>
-      </w:r>
+          <w:rFonts w:ascii="Consolas" w:hAnsi="Consolas"/>
+          <w:b/>
+          <w:bCs/>
+          <w:sz w:val="22"/>
+          <w:szCs w:val="22"/>
+        </w:rPr>
+        <w:t>Get-</w:t>
+      </w:r>
+      <w:proofErr w:type="spellStart"/>
+      <w:r>
+        <w:rPr>
+          <w:rFonts w:ascii="Consolas" w:hAnsi="Consolas"/>
+          <w:b/>
+          <w:bCs/>
+          <w:sz w:val="22"/>
+          <w:szCs w:val="22"/>
+        </w:rPr>
+        <w:t>PSSessionConfiguration</w:t>
+      </w:r>
+      <w:proofErr w:type="spellEnd"/>
       <w:r>
         <w:rPr>
           <w:sz w:val="22"/>
@@ -979,7 +947,21 @@
           <w:sz w:val="22"/>
           <w:szCs w:val="22"/>
         </w:rPr>
-        <w:t xml:space="preserve">How many endpoint configurations are there on the bastion host? </w:t>
+        <w:br/>
+      </w:r>
+      <w:r>
+        <w:rPr>
+          <w:sz w:val="22"/>
+          <w:szCs w:val="22"/>
+        </w:rPr>
+        <w:t xml:space="preserve">Your result: </w:t>
+      </w:r>
+      <w:r>
+        <w:rPr>
+          <w:sz w:val="22"/>
+          <w:szCs w:val="22"/>
+        </w:rPr>
+        <w:t xml:space="preserve"> </w:t>
       </w:r>
       <w:sdt>
         <w:sdtPr>
@@ -1023,6 +1005,167 @@
       <w:pPr>
         <w:pStyle w:val="ListParagraph"/>
         <w:numPr>
+          <w:ilvl w:val="1"/>
+          <w:numId w:val="21"/>
+        </w:numPr>
+        <w:contextualSpacing w:val="0"/>
+        <w:rPr>
+          <w:rStyle w:val="AnswerChar"/>
+          <w:color w:val="auto"/>
+          <w:sz w:val="22"/>
+          <w:szCs w:val="22"/>
+        </w:rPr>
+      </w:pPr>
+      <w:r>
+        <w:rPr>
+          <w:rStyle w:val="AnswerChar"/>
+          <w:rFonts w:cstheme="minorHAnsi"/>
+          <w:color w:val="000000" w:themeColor="text1"/>
+          <w:sz w:val="22"/>
+          <w:szCs w:val="22"/>
+        </w:rPr>
+        <w:t>The bastion host is accessible from the Internet, so security has been tightened on its PowerShell session endpoints.</w:t>
+      </w:r>
+    </w:p>
+    <w:p>
+      <w:pPr>
+        <w:pStyle w:val="ListParagraph"/>
+        <w:numPr>
+          <w:ilvl w:val="1"/>
+          <w:numId w:val="21"/>
+        </w:numPr>
+        <w:contextualSpacing w:val="0"/>
+        <w:rPr>
+          <w:rStyle w:val="AnswerChar"/>
+          <w:color w:val="auto"/>
+          <w:sz w:val="22"/>
+          <w:szCs w:val="22"/>
+        </w:rPr>
+      </w:pPr>
+      <w:r>
+        <w:rPr>
+          <w:rStyle w:val="AnswerChar"/>
+          <w:rFonts w:cstheme="minorHAnsi"/>
+          <w:color w:val="000000" w:themeColor="text1"/>
+          <w:sz w:val="22"/>
+          <w:szCs w:val="22"/>
+        </w:rPr>
+        <w:t>You should see the same exception when you attempt to enumerate session endpoints on the domain controller. Try it:</w:t>
+      </w:r>
+      <w:r>
+        <w:rPr>
+          <w:rStyle w:val="AnswerChar"/>
+          <w:rFonts w:cstheme="minorHAnsi"/>
+          <w:color w:val="000000" w:themeColor="text1"/>
+          <w:sz w:val="22"/>
+          <w:szCs w:val="22"/>
+        </w:rPr>
+        <w:br/>
+        <w:t xml:space="preserve"> </w:t>
+      </w:r>
+      <w:r>
+        <w:rPr>
+          <w:rFonts w:ascii="Consolas" w:hAnsi="Consolas"/>
+          <w:b/>
+          <w:bCs/>
+          <w:sz w:val="22"/>
+          <w:szCs w:val="22"/>
+        </w:rPr>
+        <w:t>Invoke-Command -</w:t>
+      </w:r>
+      <w:proofErr w:type="spellStart"/>
+      <w:r>
+        <w:rPr>
+          <w:rFonts w:ascii="Consolas" w:hAnsi="Consolas"/>
+          <w:b/>
+          <w:bCs/>
+          <w:sz w:val="22"/>
+          <w:szCs w:val="22"/>
+        </w:rPr>
+        <w:t>ComputerName</w:t>
+      </w:r>
+      <w:proofErr w:type="spellEnd"/>
+      <w:r>
+        <w:rPr>
+          <w:rFonts w:ascii="Consolas" w:hAnsi="Consolas"/>
+          <w:b/>
+          <w:bCs/>
+          <w:sz w:val="22"/>
+          <w:szCs w:val="22"/>
+        </w:rPr>
+        <w:t xml:space="preserve"> </w:t>
+      </w:r>
+      <w:proofErr w:type="spellStart"/>
+      <w:r>
+        <w:rPr>
+          <w:rFonts w:ascii="Consolas" w:hAnsi="Consolas"/>
+          <w:b/>
+          <w:bCs/>
+          <w:sz w:val="22"/>
+          <w:szCs w:val="22"/>
+        </w:rPr>
+        <w:t>duncan</w:t>
+      </w:r>
+      <w:proofErr w:type="spellEnd"/>
+      <w:r>
+        <w:rPr>
+          <w:rFonts w:ascii="Consolas" w:hAnsi="Consolas"/>
+          <w:b/>
+          <w:bCs/>
+          <w:sz w:val="22"/>
+          <w:szCs w:val="22"/>
+        </w:rPr>
+        <w:t xml:space="preserve"> -</w:t>
+      </w:r>
+      <w:proofErr w:type="spellStart"/>
+      <w:r>
+        <w:rPr>
+          <w:rFonts w:ascii="Consolas" w:hAnsi="Consolas"/>
+          <w:b/>
+          <w:bCs/>
+          <w:sz w:val="22"/>
+          <w:szCs w:val="22"/>
+        </w:rPr>
+        <w:t>ScriptBlock</w:t>
+      </w:r>
+      <w:proofErr w:type="spellEnd"/>
+      <w:r>
+        <w:rPr>
+          <w:rFonts w:ascii="Consolas" w:hAnsi="Consolas"/>
+          <w:b/>
+          <w:bCs/>
+          <w:sz w:val="22"/>
+          <w:szCs w:val="22"/>
+        </w:rPr>
+        <w:t xml:space="preserve"> {Get-</w:t>
+      </w:r>
+      <w:proofErr w:type="spellStart"/>
+      <w:r>
+        <w:rPr>
+          <w:rFonts w:ascii="Consolas" w:hAnsi="Consolas"/>
+          <w:b/>
+          <w:bCs/>
+          <w:sz w:val="22"/>
+          <w:szCs w:val="22"/>
+        </w:rPr>
+        <w:t>PSSessionConfiguration</w:t>
+      </w:r>
+      <w:proofErr w:type="spellEnd"/>
+      <w:r>
+        <w:rPr>
+          <w:rFonts w:ascii="Consolas" w:hAnsi="Consolas"/>
+          <w:b/>
+          <w:bCs/>
+          <w:sz w:val="22"/>
+          <w:szCs w:val="22"/>
+        </w:rPr>
+        <w:t>}</w:t>
+      </w:r>
+    </w:p>
+    <w:p>
+      <w:pPr>
+        <w:pStyle w:val="ListParagraph"/>
+        <w:numPr>
           <w:ilvl w:val="0"/>
           <w:numId w:val="21"/>
         </w:numPr>
@@ -1070,8 +1213,9 @@
           <w:sz w:val="22"/>
           <w:szCs w:val="22"/>
         </w:rPr>
-        <w:t xml:space="preserve">Invoke-Command -ComputerName </w:t>
-      </w:r>
+        <w:t>Invoke-Command -</w:t>
+      </w:r>
+      <w:proofErr w:type="spellStart"/>
       <w:r>
         <w:rPr>
           <w:rFonts w:ascii="Consolas" w:hAnsi="Consolas"/>
@@ -1080,8 +1224,9 @@
           <w:sz w:val="22"/>
           <w:szCs w:val="22"/>
         </w:rPr>
-        <w:t>slaygore</w:t>
-      </w:r>
+        <w:t>ComputerName</w:t>
+      </w:r>
+      <w:proofErr w:type="spellEnd"/>
       <w:r>
         <w:rPr>
           <w:rFonts w:ascii="Consolas" w:hAnsi="Consolas"/>
@@ -1092,6 +1237,7 @@
         </w:rPr>
         <w:t xml:space="preserve"> </w:t>
       </w:r>
+      <w:proofErr w:type="spellStart"/>
       <w:r>
         <w:rPr>
           <w:rFonts w:ascii="Consolas" w:hAnsi="Consolas"/>
@@ -1100,10 +1246,14 @@
           <w:sz w:val="22"/>
           <w:szCs w:val="22"/>
         </w:rPr>
-        <w:t>-ScriptBlock {Get-PSSessionConfiguration}</w:t>
-      </w:r>
-      <w:r>
-        <w:rPr>
+        <w:t>slaygore</w:t>
+      </w:r>
+      <w:proofErr w:type="spellEnd"/>
+      <w:r>
+        <w:rPr>
+          <w:rFonts w:ascii="Consolas" w:hAnsi="Consolas"/>
+          <w:b/>
+          <w:bCs/>
           <w:sz w:val="22"/>
           <w:szCs w:val="22"/>
         </w:rPr>
@@ -1111,6 +1261,67 @@
       </w:r>
       <w:r>
         <w:rPr>
+          <w:rFonts w:ascii="Consolas" w:hAnsi="Consolas"/>
+          <w:b/>
+          <w:bCs/>
+          <w:sz w:val="22"/>
+          <w:szCs w:val="22"/>
+        </w:rPr>
+        <w:t>-</w:t>
+      </w:r>
+      <w:proofErr w:type="spellStart"/>
+      <w:r>
+        <w:rPr>
+          <w:rFonts w:ascii="Consolas" w:hAnsi="Consolas"/>
+          <w:b/>
+          <w:bCs/>
+          <w:sz w:val="22"/>
+          <w:szCs w:val="22"/>
+        </w:rPr>
+        <w:t>ScriptBlock</w:t>
+      </w:r>
+      <w:proofErr w:type="spellEnd"/>
+      <w:r>
+        <w:rPr>
+          <w:rFonts w:ascii="Consolas" w:hAnsi="Consolas"/>
+          <w:b/>
+          <w:bCs/>
+          <w:sz w:val="22"/>
+          <w:szCs w:val="22"/>
+        </w:rPr>
+        <w:t xml:space="preserve"> {Get-</w:t>
+      </w:r>
+      <w:proofErr w:type="spellStart"/>
+      <w:r>
+        <w:rPr>
+          <w:rFonts w:ascii="Consolas" w:hAnsi="Consolas"/>
+          <w:b/>
+          <w:bCs/>
+          <w:sz w:val="22"/>
+          <w:szCs w:val="22"/>
+        </w:rPr>
+        <w:t>PSSessionConfiguration</w:t>
+      </w:r>
+      <w:proofErr w:type="spellEnd"/>
+      <w:r>
+        <w:rPr>
+          <w:rFonts w:ascii="Consolas" w:hAnsi="Consolas"/>
+          <w:b/>
+          <w:bCs/>
+          <w:sz w:val="22"/>
+          <w:szCs w:val="22"/>
+        </w:rPr>
+        <w:t>}</w:t>
+      </w:r>
+      <w:r>
+        <w:rPr>
+          <w:sz w:val="22"/>
+          <w:szCs w:val="22"/>
+        </w:rPr>
+        <w:t xml:space="preserve"> </w:t>
+      </w:r>
+      <w:r>
+        <w:rPr>
           <w:sz w:val="22"/>
           <w:szCs w:val="22"/>
         </w:rPr>
@@ -1121,7 +1332,54 @@
           <w:sz w:val="22"/>
           <w:szCs w:val="22"/>
         </w:rPr>
-        <w:t xml:space="preserve">How many endpoint configurations are there on DC? </w:t>
+        <w:t xml:space="preserve">Pipe your result </w:t>
+      </w:r>
+      <w:proofErr w:type="gramStart"/>
+      <w:r>
+        <w:rPr>
+          <w:sz w:val="22"/>
+          <w:szCs w:val="22"/>
+        </w:rPr>
+        <w:t xml:space="preserve">into  </w:t>
+      </w:r>
+      <w:r>
+        <w:rPr>
+          <w:rFonts w:ascii="Consolas" w:hAnsi="Consolas"/>
+          <w:b/>
+          <w:bCs/>
+          <w:sz w:val="22"/>
+          <w:szCs w:val="22"/>
+        </w:rPr>
+        <w:t>measure</w:t>
+      </w:r>
+      <w:proofErr w:type="gramEnd"/>
+      <w:r>
+        <w:rPr>
+          <w:sz w:val="22"/>
+          <w:szCs w:val="22"/>
+        </w:rPr>
+        <w:t xml:space="preserve">. </w:t>
+      </w:r>
+      <w:r>
+        <w:rPr>
+          <w:sz w:val="22"/>
+          <w:szCs w:val="22"/>
+        </w:rPr>
+        <w:t xml:space="preserve">How many endpoint configurations are there on </w:t>
+      </w:r>
+      <w:r>
+        <w:rPr>
+          <w:sz w:val="22"/>
+          <w:szCs w:val="22"/>
+        </w:rPr>
+        <w:t>SLAYGORE</w:t>
+      </w:r>
+      <w:r>
+        <w:rPr>
+          <w:sz w:val="22"/>
+          <w:szCs w:val="22"/>
+        </w:rPr>
+        <w:t xml:space="preserve">? </w:t>
       </w:r>
       <w:sdt>
         <w:sdtPr>
@@ -1416,6 +1674,7 @@
         </w:rPr>
         <w:t>[</w:t>
       </w:r>
+      <w:proofErr w:type="spellStart"/>
       <w:r>
         <w:rPr>
           <w:rFonts w:ascii="Consolas" w:hAnsi="Consolas"/>
@@ -1424,8 +1683,9 @@
           <w:sz w:val="22"/>
           <w:szCs w:val="22"/>
         </w:rPr>
-        <w:t>DC</w:t>
-      </w:r>
+        <w:t>slaygore</w:t>
+      </w:r>
+      <w:proofErr w:type="spellEnd"/>
       <w:r>
         <w:rPr>
           <w:rFonts w:ascii="Consolas" w:hAnsi="Consolas"/>
@@ -1935,6 +2195,7 @@
           <w:sz w:val="22"/>
           <w:szCs w:val="22"/>
         </w:rPr>
+        <w:lastRenderedPageBreak/>
         <w:t xml:space="preserve">By default, this alias shows its output as a table. </w:t>
       </w:r>
       <w:r>
@@ -2005,7 +2266,6 @@
           <w:sz w:val="22"/>
           <w:szCs w:val="22"/>
         </w:rPr>
-        <w:lastRenderedPageBreak/>
         <w:t>Get-Module * | fl</w:t>
       </w:r>
       <w:r>
@@ -7459,6 +7719,7 @@
     <w:rsid w:val="007E6374"/>
     <w:rsid w:val="00854407"/>
     <w:rsid w:val="00994961"/>
+    <w:rsid w:val="00A16854"/>
     <w:rsid w:val="00A8380A"/>
     <w:rsid w:val="00AD1DF9"/>
     <w:rsid w:val="00AD5215"/>
@@ -7468,6 +7729,7 @@
     <w:rsid w:val="00B72C94"/>
     <w:rsid w:val="00BF1762"/>
     <w:rsid w:val="00BF31B0"/>
+    <w:rsid w:val="00C21B74"/>
     <w:rsid w:val="00C40C05"/>
     <w:rsid w:val="00C428B3"/>
     <w:rsid w:val="00C84655"/>
